--- a/example_articles/states/Georgia/3.states_Georgia_New_York_Times.docx
+++ b/example_articles/states/Georgia/3.states_Georgia_New_York_Times.docx
@@ -27,17 +27,17 @@
     </w:p>
     <w:p>
       <w:r>
-        <w:t>Source File: NYT/47.DOCX</w:t>
+        <w:t>Source file: NYT/47.DOCX</w:t>
       </w:r>
     </w:p>
     <w:p>
       <w:r>
-        <w:t>Raw locations result: ['Georgia']</w:t>
+        <w:t>Raw locations result, 'locations': ['Georgia']</w:t>
       </w:r>
     </w:p>
     <w:p>
       <w:r>
-        <w:t>states_stand_flat (Standardized): Georgia</w:t>
+        <w:t>Standardized locations result, 'states_stand_flat': Georgia</w:t>
       </w:r>
     </w:p>
     <w:p>

--- a/example_articles/states/Georgia/3.states_Georgia_New_York_Times.docx
+++ b/example_articles/states/Georgia/3.states_Georgia_New_York_Times.docx
@@ -7,7 +7,9 @@
         <w:pStyle w:val="Heading1"/>
       </w:pPr>
       <w:r>
-        <w:t>The New (Yorker's) Voice In the Back Seat of the Taxi</w:t>
+        <w:t>WORKING NIGHTS: A Special Report;</w:t>
+        <w:br/>
+        <w:t>Lives Upside Down to Help a World Go Round</w:t>
       </w:r>
     </w:p>
     <w:p>
@@ -17,17 +19,17 @@
     </w:p>
     <w:p>
       <w:r>
-        <w:t>Date: 1996-06-30</w:t>
+        <w:t>Date: 1992-05-16</w:t>
       </w:r>
     </w:p>
     <w:p>
       <w:r>
-        <w:t>Section: Section 1; ; Section 1;  Page 1;  Column 2;  Metropolitan Desk ; Column 2;</w:t>
+        <w:t>Section: Section 1;; Section 1; Page 1; Column 2; National Desk; Column 2;; Special Report</w:t>
       </w:r>
     </w:p>
     <w:p>
       <w:r>
-        <w:t>Source file: NYT/47.DOCX</w:t>
+        <w:t>Source file: NYT/54.DOCX</w:t>
       </w:r>
     </w:p>
     <w:p>
@@ -49,53 +51,153 @@
     </w:p>
     <w:p>
       <w:r>
-        <w:t>It seemed like a simple enough improvement: Remind passengers as they leave taxis to take all their stuff, in an attempt to reduce the thousands of lost-and-found complaints that pour in each month.</w:t>
+        <w:t>At 11 P.M., or 1 A.M. on the many nights she must work overtime, Allison McClure stops at her mother's house to retrieve her 3-year-old daughter, Mia, take her home and put her back to bed. Then she packs Mia's bag for nursery school, does the ironing, cleans house and takes a shower. "I'm in bed by 3 or 4," she said during her 9-to-9:30 P.M. "lunch" break at a mail processing center.</w:t>
         <w:br/>
-        <w:t>Fuhgeddaboutit.</w:t>
+        <w:t>Then she gets up at 6:45 A.M. "I get her up. I fix her breakfast, I feed her and I take her to school. I'll lie down for about an hour and a half, and then I'm up. Any business I have to do, I try to fit in between then and the time I have to be at work at 3."</w:t>
         <w:br/>
-        <w:t>This is New York City. Here the question of what kind of voice should issue from the nearly 12,000 yellow cabs, possibly way into the future, has engendered the passions usually reserved for debates over where to find the best pastrami sandwich or who should be the next mayor.</w:t>
+        <w:t>Ms. McClure is a shift worker. Thirty years old, paid around $30,000 a year, she is hard at work for the United States Postal Service when most people take it easy or sleep. Because of her personal obligations, she said: "I never sleep eight hours. Sometimes you get tired, so you have to push yourself."</w:t>
         <w:br/>
-        <w:t>Should the recorded announcement be crisp and clear and devoid of regional accents? Or should it be done in the sound of New York lore -- make that Noo Yawk law -- the aggressive voice that goes with the mythic image of the cigar-wielding, cantankerous cabby?</w:t>
+        <w:t>She has jet lag without the jet, and she has it all the time.</w:t>
         <w:br/>
-        <w:t>When the Voice was introduced on June 1, the Taxi and Limousine Commission left it up to the major taximeter shops, which service cabs, to produce and install the recorded announcements. The commission stipulated what should be said -- "Please remember to take all of your belongings when leaving this taxi and please get a receipt from the driver" -- but not how it should be said.</w:t>
+        <w:t>Ms. McClure and millions of others who work unconventional hours have become objects of concern to psychologists and occupational-health specialists. While some people, like police officers, nurses and factory workers, have always worked unconventional hours, more and more do now. And among them new strains have developed as two-earner families and single working mothers have displaced one-earner, married-couple families.</w:t>
         <w:br/>
-        <w:t>Some shops simply turned to their employees to do the recordings. The result was a variety of voices, two of which sounded like typical New Yorkers (one slightly Greek, the other unmistakably outer borough) and two that did not.</w:t>
+        <w:t>Typically, statisticians define shift workers as people who spend less than half of the daylight hours on the job or who work some hours in the morning and some at night. Others put in long, dawn-to-dawn shifts or rotating schedules -- days one week, nights the next. Growth in shift work, like the growth in part-time and temporary jobs, is a part of a sea change in the labor force that has to accommodate a global economy that runs around the clock.</w:t>
         <w:br/>
-        <w:t>After getting ribbed and reprimanded, the Taxi and Limousine Commission has decided to pursue a new recording with a single voice. It will soon choose from among a few voice-over professionals, without accent, who have volunteered their services. The new version, to be played at a lower volume, should be in all cabs by the end of July.</w:t>
+        <w:t>Shift work accounts for a quarter to nearly half the jobs in the fastest-growing occupations. It is built into 8 of the 10 occupations that the Bureau of Labor Statistics predicts will add the most workers in the next decade: sales clerk and cashier in stores, nurse, nursing aide, truck driver, janitor, waiter and fast-food worker. Shift work, of course, also breeds shift workers. They work in convenience stores, supermarkets and gas stations that stay open long after dark to serve other people who work long after dark.</w:t>
         <w:br/>
-        <w:t>But the decision has not muffled a debate -- with tabloid columnists, Ivy League linguists and, of course, taxi riders all tossing in their two cents -- that goes to the heart of New York's identity.</w:t>
+        <w:t>No one knows just how many shift workers there are. The last time it looked, in 1985, the Census Bureau found 20 million, or a fifth of the work force. It counted them again last year, but the results will not be reported until later this year.</w:t>
         <w:br/>
-        <w:t>One large manufacturer of taximeters and other electronic equipment, Pulsar Technology Systems in Queens, asked its secretary, Victoria Drakoulis, to do its voice-over. It took 25 tries, but she finally got it right. Or so she thought. Her voice makes the characters in "All in the Family" sound as if they studied diction with Henry Higgins. For the moment, Ms. Drakoulis's voice is the most widely heard, automatically booming from speakers in some 2,000 taxis when the driver turns off the meter.</w:t>
+        <w:t>Donald I. Tepas, an industrial psychologist at the University of Connecticut, said, "Our society is demanding more and more round-the-clock operation at all levels, from the working-class blue-collar guy to doctors in hospitals and financiers."</w:t>
         <w:br/>
-        <w:t>"I hate it," came a typical reaction, from Laura Nelson, a 38-year-old advertising creative director. "If it were Rosie O'Donnell, it would be fun. But it almost seems to be making fun of New Yorkers because it sounds so Brooklynese."</w:t>
+        <w:t xml:space="preserve"> </w:t>
         <w:br/>
-        <w:t>Doug Hall, a 28-year-old film production assistant and Upper West Sider whose own voice betrays his Southern roots, has a different reaction: "This is New York, not Disneyland, so why not try to make it sound as New York as possible? If I were in Boston, I'd want a Boston accent in my taxi. It's part of the local flavor."</w:t>
+        <w:t>The Burdens</w:t>
         <w:br/>
-        <w:t>Clifford Hill, a linguist who is chairman of the international and transcultural studies department at Columbia University, said he favors a less pronounced accent on practical and philosophical grounds. Standard speech would be far more comprehensible to non-English-speaking passengers, he said, and the New York accent is not uniform.</w:t>
+        <w:t>Too Little Sleep, Too Many Cares</w:t>
         <w:br/>
-        <w:t>"Our speech patterns are so complex," Professor Hill said. "There are so many accents that are indigenous to New York. Why should a working-class accent be the one to represent New York City in an official pronouncement?"</w:t>
+        <w:t xml:space="preserve"> Occupational-health experts find that shift work exacts a toll beyond just losing sleep. Years of research, assembled in a recent study of shift work and health by the Congressional Office of Technology Assessment, show that shift workers typically suffer from insomnia and chronic fatigue. They have more trouble with their health and dispositions than other workers, more marital problems, more strains rearing children.</w:t>
         <w:br/>
-        <w:t>The selection of the current crop of voices was haphazard at best. One taximeter company president, Greek-born Steve Georgilis, could not find anyone who would do it free, so he did it himself. Another company, Metrometer Shop in Queens, had its taxi devices made in Israel, and when the speech quality from a local recording turned out to be poor, it asked the manufacturer to find an American there to redo it.</w:t>
+        <w:t>Night workers, the study says, complain inordinately of gastrointestinal disorders, including peptic ulcers. It says that pregnant shift workers, according to some limited research, suffer more miscarriages, premature births and lower birth weights than women who work regular hours.</w:t>
         <w:br/>
-        <w:t>The owner of the fourth company, American Taximeters and Communications in Queens, tested several voices on his customers before settling on the sweet but unregionalized voice of 26-year-old Julie Teets, a receptionist in Winchester, Va. The president of American Taximeters, Anthony Martinez, had a friend at the Virginia company and remembered the receptionist's voice. "I liked all the voices," Mr. Martinez said diplomatically, "but the people picked this one."</w:t>
+        <w:t>The Congressional study says the health effects of shift work become more acute with age, raising concern about the baby-boom generation, which is now the largest part of the work force and whose oldest members are approaching 50. Timothy H. Monk, director of a University of Pittsburgh program that studies workers' hours, said he wondered how employers will manage with older, less malleable workers, "when they don't have enough young people to shuffle."</w:t>
         <w:br/>
-        <w:t>Some passengers are asking why New York taxis need the reminder at all. It's an intrusion, they say, another impersonal touch in an automated world and a form of noise pollution that soon will become just so much background static.</w:t>
+        <w:t>Many foreign governments regulate shift work, but in the United States, neither the Government nor the institutions that support workplace regulation, like labor unions and advocacy groups, have fully addressed the issue.</w:t>
         <w:br/>
-        <w:t>"I think the whole thing is insulting to the customer and to the driver," said Jacquie Garrett, a 55-year-old resident of the Upper East Side who says she takes five cabs a day.</w:t>
+        <w:t xml:space="preserve"> </w:t>
         <w:br/>
-        <w:t>Articulating a widely expressed view, Mitchell L. Moss, director of the Taub Urban Research Center at New York University, said the Taxi and Limousine Commission should be focusing its energies on more serious problems. "The audio should come on when you enter the cab," Mr. Moss said, "and it should say, 'Please speak slowly, because your driver may not understand you and may not know where he's going.' "</w:t>
+        <w:t>Grogginess Can Be Deadly</w:t>
         <w:br/>
-        <w:t>The Taxi and Limousine Commission, however, says it gets between 4,000 and 6,000 lost-property complaints each month. Elderly residents of walk-up buildings have left behind apartment keys, while others have forgotten manuscripts and even cremated remains. Lost a month ago in a New York taxi was an expensive batch of unprocessed film from a movie starring Tim Allen. (It had to be reshot.)</w:t>
+        <w:t xml:space="preserve"> In the interest of public safety, Federal agencies regulate shift work in public transportation and in a few other areas, like operating nuclear power plants, where a groggy employee can endanger a community. But no one protects the community when a groggy employee hits the road for home.</w:t>
         <w:br/>
-        <w:t>"Believe it or not, we didn't put in the audio reminder to annoy people," said Brice Peyre, a spokesman for the commission. He added that in a recent survey of 12,000 passengers, 65 percent approved of the concept.</w:t>
+        <w:t>For many people, shift work is all they can find. But for others, it holds some advantages. It permits couples with young children, for example, to hold two jobs, with one working while the other is home.</w:t>
         <w:br/>
-        <w:t>The commission's departing chairman, Christopher R. Lynn, who supports the idea of one professional-sounding voice, said that the brouhaha over vox New York distracted from the bigger issue. "If you've ever lost the keys to your apartment in the back of a cab, then you'll agree it's worth listening to a recorded announcement for seven seconds, whether it's Leo Durocher or Marilyn Monroe," Mr. Lynn said.</w:t>
+        <w:t>Night work also often pays more than day work in the same job. In addition to base pay of about $10 to $16 an hour, postal workers get a 10 percent bonus for hours they work between 6 P.M. and 6 A.M.</w:t>
         <w:br/>
-        <w:t>Why not use celebrities? Michael Higgins, who publishes Taxi Talk, a trade newspaper, called the recorded reminder the verbal equivalent of "Chinese water torture," and recommended the enlistment of David Letterman, Jackie Mason and others to have "10 to 15 rotating voices."</w:t>
+        <w:t xml:space="preserve"> </w:t>
         <w:br/>
-        <w:t>Back in Queens, Miss Drakoulis has shrugged off the furor surrounding her 15 minutes of taxi-tawk fame.</w:t>
+        <w:t>The Workplace</w:t>
         <w:br/>
-        <w:t>But on one point, she is adamant. "I just wonder where this new voice is coming from," she said. "Because if it's not from New York, it's not going to work."</w:t>
+        <w:t>Dazzling Light In Sea of Dark</w:t>
+        <w:br/>
+        <w:t xml:space="preserve"> Ms. McClure's mail-processing center, 33 miles north of Atlanta, provides a window on one of the nation's larger concentrations of shift workers. It is a 643,000-square-foot, single-story building surrounded by fields and trees at the end of a rolling suburban road. At night it looks eerily alive, with its truck-loading bays, largely windowless walls and parking lots basking in white artificial light. It is a glistening, modern factory in all respects except that it doesn't make anything.</w:t>
+        <w:br/>
+        <w:t>About 1,700 people work there, and 1,400 of them are shift workers, starting their jobs sometime between 2 P.M. and 1 A.M. Thanks to their toil, many letters mailed in Atlanta one day can be picked up, processed, loaded in trucks and delivered the next day.</w:t>
+        <w:br/>
+        <w:t>Of nearly 200,000 postal employees assigned to mail-processing work nationwide, Phillip Tabbita, an official of the American Postal Workers Union in Washington, estimated that 75 percent work afternoons and nights, up from about half in the 1960's.</w:t>
+        <w:br/>
+        <w:t>David C. Lamb, the head of human resources, procurement and finance at the processing center, said the work "is all predicated on service standards."</w:t>
+        <w:br/>
+        <w:t>"Our last collections are between 4 and 6," he said, "which means we really can't start until after that time."</w:t>
+        <w:br/>
+        <w:t xml:space="preserve"> </w:t>
+        <w:br/>
+        <w:t>Second by Second</w:t>
+        <w:br/>
+        <w:t xml:space="preserve"> Inside the building, the people like Ms. McClure, Kathy Sanders and Kenneth Beasley sit at sorting machines that shoot letters past their brows at a mesmerizing rate of one per second.</w:t>
+        <w:br/>
+        <w:t>In that second, the workers must read the letter's ZIP code and tap the last three digits on their keyboards, dispatching the letter to the appropriate delivery bin. Some workers say they periodically nod off or lose their rhythm and start making errors.</w:t>
+        <w:br/>
+        <w:t>For workers here, the greatest stress occurs in trying to meet the daytime demands of their families -- caring for children or preparing meals that they often cannot be home to eat. Ms. Sanders, 32, usually works from 5 P.M. to 1:30 A.M. During her 9-to-9:30 break she was having lunch -- popcorn. She has two boys, 4 and 1. Her husband is a road manager for entertainment groups, so he is away a lot.</w:t>
+        <w:br/>
+        <w:t>"I have kind of dozed off at the wheel going home, but only when I have to work until 3:30," she said. "I like the hours because they're convenient for getting my kid to school and picking him up. But I don't get to spend any time with him other than on the weekend."</w:t>
+        <w:br/>
+        <w:t xml:space="preserve"> </w:t>
+        <w:br/>
+        <w:t>The Workers</w:t>
+        <w:br/>
+        <w:t>Relationships Are Worn Down</w:t>
+        <w:br/>
+        <w:t xml:space="preserve"> Donna Jones, the divorced mother of a daughter, 3, and a son 16, seems a happy, spirited woman, darting about the lunch room. But she feels the pressure. "My little girl has hair to here," she said, touching her hip. "I try to keep it braided. My son, it was bad for him. He used to beg me every day, 'Momma, quit the job. You don't have to have a job.' I told him, 'This job is keeping you in the jeans you're wearing.' "</w:t>
+        <w:br/>
+        <w:t>Ms. Jones said her marriage was solid until she started working nights. Her husband worked for the Postal Service, too, from 4:30 A.M. to noon. She was getting home then about 7 A.M. He would want to talk as soon as he got home, she said, and she would want to sleep. "He still wanted me to be like I was before, making meals, taking the kids to school. It was hard."</w:t>
+        <w:br/>
+        <w:t>No one monitors changes in family relationships here, but clearly the work is murder on marriages. "When young women come here to work," said Mr. Beasley, a steward for the postal workers' union, "you know what the older women say? They say, 'Honey, if you've got a man, you're not going to have him long.' "</w:t>
+        <w:br/>
+        <w:t>Mr. Tepas, at the University of Connecticut, said that among the groups he has studied the percentages of night-shift workers who are divorced, separated or single are higher than for other workers.</w:t>
+        <w:br/>
+        <w:t xml:space="preserve"> </w:t>
+        <w:br/>
+        <w:t>Life as a 'Zombie'</w:t>
+        <w:br/>
+        <w:t xml:space="preserve"> Catherine Skolte, 24, got divorced last October. Before, she would get home at 9 A.M. She said that if she was beginning her two days off then, her husband, who worked regular hours, wouldn't let her sleep. "I'd get stuck staying up 24 to 36 hours," she said. "I would be a zombie. When I would decide to get a rest, he'd get mad."</w:t>
+        <w:br/>
+        <w:t>The workers' health problems are insidious. Alana Farino, who works from 10 P.M. to 6:30 A.M. on the letter-sorting machine, said her eyesight is beginning to fail. Deborah Peterson, who works with her, said she is getting asthma, perhaps from paper dust. Michele Barr, a 25-year-old sorting clerk and an asthmatic before she started working here, said her asthma attacks are more frequent now.</w:t>
+        <w:br/>
+        <w:t>Some people drive themselves to exhaustion. Tom Ditzenberger, 45, works from 3 to 11:30 P.M., driving an electric cart here, and, like some other workers, he has another job. He delivers The Atlanta Constitution to about 250 homes.</w:t>
+        <w:br/>
+        <w:t>"It takes me an hour to get home," Mr. Ditzenberger said. "Normally I get a cup of coffee, sit down, watch the news, set my alarm, lie down on the couch, snooze if I can and get up at 2.</w:t>
+        <w:br/>
+        <w:t>"I leave at 2:30, go to the warehouse, put the papers in plastic bags and I'm on the road by 4. I'm done by 5:30, and by then I'm really out of it. I turn the phones off, close the curtains and go to sleep. I'm up by 11:30." He said he took the second job so he could pay for his truck.</w:t>
+        <w:br/>
+        <w:t>Linda Brown, the nurse at the center from 2 P.M. to 10:30 P.M, said: "They're throwing their bodies completely out of kilter. I see a lot of people walking around in a fog."</w:t>
+        <w:br/>
+        <w:t>Lancy Rocker, the nurse who follows Ms. Brown on what the workers call the "zombie shift," said she sees a lot of workers with stomach problems. "They have real short patience," she said.</w:t>
+        <w:br/>
+        <w:t xml:space="preserve"> </w:t>
+        <w:br/>
+        <w:t>The Inner Clock</w:t>
+        <w:br/>
+        <w:t>Trying to Fight Ancient Rhythms</w:t>
+        <w:br/>
+        <w:t xml:space="preserve"> Research supports much of what the nurses and the workers say. Mr. Tepas cited two studies he had done, one of 1,400 Midwestern urban employees of a variety of industries and one of 2,000 employees of factories in small Midwestern towns.</w:t>
+        <w:br/>
+        <w:t>"People who work at night sleep less than anybody else," he said. "On their days off, they cannot make up the loss. We call it chronic sleep deprivation, or sleep debt."</w:t>
+        <w:br/>
+        <w:t>David R. Liskowski, who directed the Office of Technology Assessment project, says shift workers are sabotaging powerful biological processes that are controlled in part by the rotation of the earth. The brain, in response to changing amounts of light and dark, instructs the body to start cooling off at night and warming up at dawn. It commands changes in digestion, breathing, the heartbeat, sleeping, waking and the secretion of hormones.</w:t>
+        <w:br/>
+        <w:t>The cycles of day-to-day changes are known as circadian rhythms. And shift work, like flights across time zones, can upset the rhythms, sending conflicting messages about when to sleep and when to stay alert.</w:t>
+        <w:br/>
+        <w:t xml:space="preserve"> </w:t>
+        <w:br/>
+        <w:t>Vital to the Economy</w:t>
+        <w:br/>
+        <w:t xml:space="preserve"> The Congressional study said shift work in the United States is almost entirely undocumented, as well as unregulated. But because shift work is vital to the economy, Mr. Tepas said, "The issue is not whether it should be done but how to do it right."</w:t>
+        <w:br/>
+        <w:t>Some countries restrict the hours people can work at a stretch at night. They mandate extra hours of rest after a long stretch of night work or allow breaks for a nap during a shift. In France, the Government pays 50 percent of a night worker's cost of equipping a home to block out daytime intrusions. Australia requires an extra week of vacation for night workers.</w:t>
+        <w:br/>
+        <w:t xml:space="preserve"> </w:t>
+        <w:br/>
+        <w:t>The Adjustments</w:t>
+        <w:br/>
+        <w:t>Making the Best Of Odd Hours</w:t>
+        <w:br/>
+        <w:t xml:space="preserve"> Many postal workers here say what troubles them most is drowsiness driving home. Kathy Wasson, 41, said she is content and healthy now working 3:30 to midnight. Once, on a shift starting at midnight, she fell asleep driving to work.</w:t>
+        <w:br/>
+        <w:t>She slammed into the back of a pickup truck, wrecking her car. She suffered only bruises.</w:t>
+        <w:br/>
+        <w:t>It is close to impossible to find anyone who truly likes the latest shifts, those beginning after 11 P.M., but some say they thrive starting work in the afternoon. They tend to be single or married to people who keep similar hours. They like beating the crowds and shopping when most people are asleep or at work.</w:t>
+        <w:br/>
+        <w:t>A few workers on even the latest shifts say they have found ways to keep families intact and bodies sound. They say they do it by paying heed to their circadian rythms. Biologists say the rhythms can be adjusted to make night people of day people, particularly when they sleep in dark rooms in the day and work in bright light at night.</w:t>
+        <w:br/>
+        <w:t xml:space="preserve"> </w:t>
+        <w:br/>
+        <w:t>Fooling One's Body</w:t>
+        <w:br/>
+        <w:t xml:space="preserve"> Rick Harris, a 45-year-old supervisor of the letter-sorting teams, said 20 years in the Air Force taught him that self-control is needed.  "I learned in Vietnam that you can fool our body clock for maybe 24 hours," he said. "But you have to discipline yourself."</w:t>
+        <w:br/>
+        <w:t>On weekends, Mr. Harris said, he stays up most of Saturday, when he arrives home around 7 A.M., to be with his wife, who works days during the week, and their children, who are 7 and 12. He goes to bed at 8 P.M. and sleeps 12 hours. Then on Sunday, before his biological clock can put him on a daytime cycle, he starts working back into his weekly routine.</w:t>
+        <w:br/>
+        <w:t>"I go to bed at 5 P.M., take a nap and get up at 10," he said. "I get on my computer until 2 or 3, and then I go back to bed." He sleeps another 12 hours and is then ready for dinner with the family and the start of his shift at 10 P.M. "You have to put your priorities right," he said.</w:t>
         <w:br/>
         <w:br/>
         <w:t>Graphic</w:t>
@@ -103,7 +205,7 @@
         <w:br/>
         <w:t xml:space="preserve"> </w:t>
         <w:br/>
-        <w:t>Photo: A taped reminder is aimed at easing traffic at the lost-and-found. (Chang W. Lee/The New York Times)</w:t>
+        <w:t>Photos: Allison McClure, who works a shift of unconventional hours at the United States Postal Service, picking up her 3-year-old daughter, Mia, from her mother's house after work to take her home and put her back to bed. (Alan S. Weiner for The New York Times)(pg. 1); Donna Jones, a night-shift worker for the United States Postal Service, feeding breakfast to her daughter, Leah Respres, 3, at 1:15 in the afternoon. Occupational-health experts find shift workers are more prone to suffer from medical and stress-related problems. (Alan S. Weiner for The New York Times)(pg. 8)</w:t>
       </w:r>
     </w:p>
     <w:sectPr>

--- a/example_articles/states/Georgia/3.states_Georgia_New_York_Times.docx
+++ b/example_articles/states/Georgia/3.states_Georgia_New_York_Times.docx
@@ -7,9 +7,7 @@
         <w:pStyle w:val="Heading1"/>
       </w:pPr>
       <w:r>
-        <w:t>WORKING NIGHTS: A Special Report;</w:t>
-        <w:br/>
-        <w:t>Lives Upside Down to Help a World Go Round</w:t>
+        <w:t>Walker and Warnock Lean Into the Final Stretch</w:t>
       </w:r>
     </w:p>
     <w:p>
@@ -19,17 +17,17 @@
     </w:p>
     <w:p>
       <w:r>
-        <w:t>Date: 1992-05-16</w:t>
+        <w:t>Date: 2022-12-05</w:t>
       </w:r>
     </w:p>
     <w:p>
       <w:r>
-        <w:t>Section: Section 1;; Section 1; Page 1; Column 2; National Desk; Column 2;; Special Report</w:t>
+        <w:t>Section: Section A; Column 0; National Desk; Pg. 1</w:t>
       </w:r>
     </w:p>
     <w:p>
       <w:r>
-        <w:t>Source file: NYT/54.DOCX</w:t>
+        <w:t>Source file: NYT/6.DOCX</w:t>
       </w:r>
     </w:p>
     <w:p>
@@ -51,153 +49,60 @@
     </w:p>
     <w:p>
       <w:r>
-        <w:t>At 11 P.M., or 1 A.M. on the many nights she must work overtime, Allison McClure stops at her mother's house to retrieve her 3-year-old daughter, Mia, take her home and put her back to bed. Then she packs Mia's bag for nursery school, does the ironing, cleans house and takes a shower. "I'm in bed by 3 or 4," she said during her 9-to-9:30 P.M. "lunch" break at a mail processing center.</w:t>
+        <w:t>Senator Raphael Warnock preached from his Atlanta church and put on rallies, while Herschel Walker held a series of low-key events.</w:t>
         <w:br/>
-        <w:t>Then she gets up at 6:45 A.M. "I get her up. I fix her breakfast, I feed her and I take her to school. I'll lie down for about an hour and a half, and then I'm up. Any business I have to do, I try to fit in between then and the time I have to be at work at 3."</w:t>
+        <w:t xml:space="preserve">ATLANTA -- The closely watched rematch between Senator Raphael Warnock and Herschel Walker has reached its final hours, capping an intense and turbulent campaign that has prompted debate over issues of race, class and power in a state with a pivotal role in American politics. </w:t>
         <w:br/>
-        <w:t>Ms. McClure is a shift worker. Thirty years old, paid around $30,000 a year, she is hard at work for the United States Postal Service when most people take it easy or sleep. Because of her personal obligations, she said: "I never sleep eight hours. Sometimes you get tired, so you have to push yourself."</w:t>
+        <w:t xml:space="preserve">  On Sunday morning at the historic Ebenezer Baptist Church in Atlanta, where Mr. Warnock is a senior pastor, he peppered his sermon with thinly veiled allusions to the election, reminding people multiple times to vote and joking that they had a choice between two candidates whose ''last name starts with W.''</w:t>
         <w:br/>
-        <w:t>She has jet lag without the jet, and she has it all the time.</w:t>
+        <w:t xml:space="preserve">  Mr. Walker on Sunday urged his supporters to vote, on part of what his campaign has been calling an ''Evict Warnock Bus Tour.'' ''If you don't have a friend, go make a friend and get them out to vote,'' he told supporters.</w:t>
         <w:br/>
-        <w:t>Ms. McClure and millions of others who work unconventional hours have become objects of concern to psychologists and occupational-health specialists. While some people, like police officers, nurses and factory workers, have always worked unconventional hours, more and more do now. And among them new strains have developed as two-earner families and single working mothers have displaced one-earner, married-couple families.</w:t>
+        <w:t xml:space="preserve">  More than 1.8 million Georgians have already cast ballots for Tuesday's runoff, topping early vote records in a contest that will determine whether Mr. Warnock gives Democrats a 51st vote in the Senate, an addition that would offer some procedural benefits. For Republicans, a win by Mr. Walker would reassert the state's red streak despite a blue surge two years ago.</w:t>
         <w:br/>
-        <w:t>Typically, statisticians define shift workers as people who spend less than half of the daylight hours on the job or who work some hours in the morning and some at night. Others put in long, dawn-to-dawn shifts or rotating schedules -- days one week, nights the next. Growth in shift work, like the growth in part-time and temporary jobs, is a part of a sea change in the labor force that has to accommodate a global economy that runs around the clock.</w:t>
+        <w:t xml:space="preserve">  In 2020, energized Democratic voters propelled Mr. Warnock and Jon Ossoff into the Senate, after fierce showdowns with Republican incumbents, swinging the Senate's balance of power. And for the first time in 28 years, Georgia voted for a Democrat for president.</w:t>
         <w:br/>
-        <w:t>Shift work accounts for a quarter to nearly half the jobs in the fastest-growing occupations. It is built into 8 of the 10 occupations that the Bureau of Labor Statistics predicts will add the most workers in the next decade: sales clerk and cashier in stores, nurse, nursing aide, truck driver, janitor, waiter and fast-food worker. Shift work, of course, also breeds shift workers. They work in convenience stores, supermarkets and gas stations that stay open long after dark to serve other people who work long after dark.</w:t>
+        <w:t xml:space="preserve">  The outcome Tuesday will also provide an early test of the impact of Donald J. Trump's nascent 2024 presidential campaign on other Republican candidates. Mr. Trump has steered clear of Georgia ahead of the runoff after his 2020 loss there and a disappointing midterm season for Republicans. Earlier this year, his chosen primary challengers to Gov. Brian Kemp and Secretary of State Brad Raffensperger were both firmly rejected.</w:t>
         <w:br/>
-        <w:t>No one knows just how many shift workers there are. The last time it looked, in 1985, the Census Bureau found 20 million, or a fifth of the work force. It counted them again last year, but the results will not be reported until later this year.</w:t>
+        <w:t xml:space="preserve">  As Mr. Warnock and Mr. Walker crisscrossed Georgia over the weekend to deliver their closing pitches, the candidates largely stuck to the distinct messages and styles that have guided their bids since the November election, when Mr. Warnock edged out Mr. Walker but fell short of the 50 percent threshold, sending the race into a runoff.</w:t>
         <w:br/>
-        <w:t>Donald I. Tepas, an industrial psychologist at the University of Connecticut, said, "Our society is demanding more and more round-the-clock operation at all levels, from the working-class blue-collar guy to doctors in hospitals and financiers."</w:t>
+        <w:t xml:space="preserve">  At energetic rallies filled with hundreds of chanting supporters, Mr. Warnock focused on promoting both Democrats' policy victories and his willingness to work with Republicans. And he sought to mobilize the Black, Asian, Latino and white working-class voters who two years ago propelled him and Mr. Ossoff to victories.</w:t>
         <w:br/>
-        <w:t xml:space="preserve"> </w:t>
+        <w:t xml:space="preserve">  On Sunday, Mr. Warnock began his morning behind the pulpit at Ebenezer Baptist, presiding over a service. Hundreds packed the pews, including longtime parishioners, members of Congress and members of his fraternity, Alpha Phi Alpha. He finished the day with a pair of campaign rallies in Athens, home to the University of Georgia, including one at a student center named for Zell Miller, the last Georgia Democrat to win a Senate seat before 2021.</w:t>
         <w:br/>
-        <w:t>The Burdens</w:t>
+        <w:t xml:space="preserve">  While Senate Democrats have already clinched control of the chamber, a Warnock victory would provide them crucial insurance during a two-year period in which two moderate colleagues -- Senators Joe Manchin of West Virginia and Kyrsten Sinema of Arizona -- will be facing re-election.</w:t>
         <w:br/>
-        <w:t>Too Little Sleep, Too Many Cares</w:t>
+        <w:t xml:space="preserve">  At their first Sunday evening stop in Athens, Mr. Warnock and Mr. Ossoff stressed the narrowly divided nature of the Senate and their votes for key Democratic priorities.</w:t>
         <w:br/>
-        <w:t xml:space="preserve"> Occupational-health experts find that shift work exacts a toll beyond just losing sleep. Years of research, assembled in a recent study of shift work and health by the Congressional Office of Technology Assessment, show that shift workers typically suffer from insomnia and chronic fatigue. They have more trouble with their health and dispositions than other workers, more marital problems, more strains rearing children.</w:t>
+        <w:t xml:space="preserve">  ''These days I think about the fact that had we not stood up the way we did in 2021, there wouldn't be a woman on the Supreme Court named Ketanji Brown Jackson,'' Mr. Warnock told University of Georgia students, referring to the justice the Senate confirmed to the court in April. ''So let's keep on fighting.''</w:t>
         <w:br/>
-        <w:t>Night workers, the study says, complain inordinately of gastrointestinal disorders, including peptic ulcers. It says that pregnant shift workers, according to some limited research, suffer more miscarriages, premature births and lower birth weights than women who work regular hours.</w:t>
+        <w:t xml:space="preserve">  Yet when asked later about the difference in Washington between Democrats having 50 votes or 51, Mr. Warnock sought to lessen the national stakes of his race.</w:t>
         <w:br/>
-        <w:t>The Congressional study says the health effects of shift work become more acute with age, raising concern about the baby-boom generation, which is now the largest part of the work force and whose oldest members are approaching 50. Timothy H. Monk, director of a University of Pittsburgh program that studies workers' hours, said he wondered how employers will manage with older, less malleable workers, "when they don't have enough young people to shuffle."</w:t>
+        <w:t xml:space="preserve">  ''I'm focused on the difference that it will mean for Georgia,'' he said. ''A senator serves for six years, and in Georgia would represent 11 million people. So this race is not just about this cycle or the next. It's a six-year proposition.''</w:t>
         <w:br/>
-        <w:t>Many foreign governments regulate shift work, but in the United States, neither the Government nor the institutions that support workplace regulation, like labor unions and advocacy groups, have fully addressed the issue.</w:t>
+        <w:t xml:space="preserve">  Mr. Walker, at his more subdued events, mostly stuck to retail politics and one-on-one conversations with voters, as he and his allies have sought to tie the senator to President Biden's agenda, focusing more on cultural issues than policy points. On Saturday, Mr. Walker made a stop in Atlanta where he shook hands and took selfies with football fans at a sparsely attended tailgating party.</w:t>
         <w:br/>
-        <w:t xml:space="preserve"> </w:t>
+        <w:t xml:space="preserve">  On Sunday, he stumped with Senators Tim Scott of South Carolina and John Kennedy of Louisiana, in Loganville, a suburb one hour east of Atlanta. His speech did not stray from its usual themes, as he recounted his biography and added a handful of rambling anecdotes about heaven and hell and ''The Star-Spangled Banner.'' His closing message, however, was a reminder to vote. ''Come rain, sun or shine,'' he said, ''we've got to get out there and let them know we're sick and tired of this.''</w:t>
         <w:br/>
-        <w:t>Grogginess Can Be Deadly</w:t>
+        <w:t xml:space="preserve">  The closing scenes encapsulated the candidates' divergent strategies through much of the 2022 midterm cycle: While Mr. Warnock kept a packed schedule of public events and press interviews, Mr. Walker preferred a less visible approach. But Mr. Walker was expected to pick up the speed of his events on Monday, with several bus tour stops in the rural, northern reaches of the state. Mr. Warnock on Monday is planning to speak in the morning to union workers and Georgia Tech students in the afternoon, and a hold a closing rally in Atlanta.</w:t>
         <w:br/>
-        <w:t xml:space="preserve"> In the interest of public safety, Federal agencies regulate shift work in public transportation and in a few other areas, like operating nuclear power plants, where a groggy employee can endanger a community. But no one protects the community when a groggy employee hits the road for home.</w:t>
+        <w:t xml:space="preserve">  Mr. Walker's pace in the race's closing stretch has caused consternation among his allies. Some have feared that Mr. Walker, who was endorsed by Mr. Trump, is running out of time to draw in moderate conservatives and Black voters, who make up about one-third of Georgia's electorate and appear to overwhelmingly support Mr. Warnock. But if white Republicans across the state show up for Mr. Walker, it could propel him to victory.</w:t>
         <w:br/>
-        <w:t>For many people, shift work is all they can find. But for others, it holds some advantages. It permits couples with young children, for example, to hold two jobs, with one working while the other is home.</w:t>
+        <w:t xml:space="preserve">  For these reasons, the race has stirred conversations about race, class and power. Mr. Warnock and Mr. Walker are two African American men with strong ties to the Deep South, vying in a runoff contest, a process created decades ago to thwart Black candidates.</w:t>
         <w:br/>
-        <w:t>Night work also often pays more than day work in the same job. In addition to base pay of about $10 to $16 an hour, postal workers get a 10 percent bonus for hours they work between 6 P.M. and 6 A.M.</w:t>
+        <w:t xml:space="preserve">  Their matchup is making history: Georgia has never had two Black major-party nominees compete for the Senate, according to political scientists. But for many Black voters, the moment has been dampened by the political ascendancy of Mr. Walker, whom they do not view as representing the interests of Black people.</w:t>
         <w:br/>
-        <w:t xml:space="preserve"> </w:t>
+        <w:t xml:space="preserve">  Their contest has also been remarkably personal, as the candidates have traded attacks on their family ties and qualifications and Mr. Walker has fended off accusations of violent behavior and carpetbagging.</w:t>
         <w:br/>
-        <w:t>The Workplace</w:t>
+        <w:t xml:space="preserve">  Georgia has been under the nation's political focus since President Biden won the state in 2020, with a narrow victory that nonetheless marked the shifting politics of the South. The population in Atlanta and across the state has surged, particularly among young people and people of color. Some of Atlanta's metropolitan-area precincts, which were once Republican strongholds in the northern suburbs, in recent years have swung from red to blue to purple. On Friday, the Democratic National Committee's rules committee took a step toward making Georgia an early primary state, further cementing its status as a political player.</w:t>
         <w:br/>
-        <w:t>Dazzling Light In Sea of Dark</w:t>
+        <w:t xml:space="preserve">  The demographic and political transformation in Georgia, as in other states across the country, has been at the root of far-right conspiracy theories and false allegations of fraud over the 2020 election, and many voters -- and Black voters in particular -- have seen this election as having have high stakes for the future of voting rights and elections. Lines at some polling sites in Atlanta late last week were so long that people had to make multiple attempts to vote.</w:t>
         <w:br/>
-        <w:t xml:space="preserve"> Ms. McClure's mail-processing center, 33 miles north of Atlanta, provides a window on one of the nation's larger concentrations of shift workers. It is a 643,000-square-foot, single-story building surrounded by fields and trees at the end of a rolling suburban road. At night it looks eerily alive, with its truck-loading bays, largely windowless walls and parking lots basking in white artificial light. It is a glistening, modern factory in all respects except that it doesn't make anything.</w:t>
+        <w:t xml:space="preserve">  On Sunday, hundreds gathered at Ebenezer Baptist Church for its Sunday service and the last Sunday that Mr. Warnock would preside over before Election Day. As a message reminding the crowd of Tuesday's election flashed across the screen behind the pulpit, the crowd erupted in applause.</w:t>
         <w:br/>
-        <w:t>About 1,700 people work there, and 1,400 of them are shift workers, starting their jobs sometime between 2 P.M. and 1 A.M. Thanks to their toil, many letters mailed in Atlanta one day can be picked up, processed, loaded in trucks and delivered the next day.</w:t>
+        <w:t xml:space="preserve">  ''Don't ask me about Tuesday,'' he said at one point during the sermon. ''I don't know what God's going to do tomorrow.''</w:t>
         <w:br/>
-        <w:t>Of nearly 200,000 postal employees assigned to mail-processing work nationwide, Phillip Tabbita, an official of the American Postal Workers Union in Washington, estimated that 75 percent work afternoons and nights, up from about half in the 1960's.</w:t>
         <w:br/>
-        <w:t>David C. Lamb, the head of human resources, procurement and finance at the processing center, said the work "is all predicated on service standards."</w:t>
-        <w:br/>
-        <w:t>"Our last collections are between 4 and 6," he said, "which means we really can't start until after that time."</w:t>
-        <w:br/>
-        <w:t xml:space="preserve"> </w:t>
-        <w:br/>
-        <w:t>Second by Second</w:t>
-        <w:br/>
-        <w:t xml:space="preserve"> Inside the building, the people like Ms. McClure, Kathy Sanders and Kenneth Beasley sit at sorting machines that shoot letters past their brows at a mesmerizing rate of one per second.</w:t>
-        <w:br/>
-        <w:t>In that second, the workers must read the letter's ZIP code and tap the last three digits on their keyboards, dispatching the letter to the appropriate delivery bin. Some workers say they periodically nod off or lose their rhythm and start making errors.</w:t>
-        <w:br/>
-        <w:t>For workers here, the greatest stress occurs in trying to meet the daytime demands of their families -- caring for children or preparing meals that they often cannot be home to eat. Ms. Sanders, 32, usually works from 5 P.M. to 1:30 A.M. During her 9-to-9:30 break she was having lunch -- popcorn. She has two boys, 4 and 1. Her husband is a road manager for entertainment groups, so he is away a lot.</w:t>
-        <w:br/>
-        <w:t>"I have kind of dozed off at the wheel going home, but only when I have to work until 3:30," she said. "I like the hours because they're convenient for getting my kid to school and picking him up. But I don't get to spend any time with him other than on the weekend."</w:t>
-        <w:br/>
-        <w:t xml:space="preserve"> </w:t>
-        <w:br/>
-        <w:t>The Workers</w:t>
-        <w:br/>
-        <w:t>Relationships Are Worn Down</w:t>
-        <w:br/>
-        <w:t xml:space="preserve"> Donna Jones, the divorced mother of a daughter, 3, and a son 16, seems a happy, spirited woman, darting about the lunch room. But she feels the pressure. "My little girl has hair to here," she said, touching her hip. "I try to keep it braided. My son, it was bad for him. He used to beg me every day, 'Momma, quit the job. You don't have to have a job.' I told him, 'This job is keeping you in the jeans you're wearing.' "</w:t>
-        <w:br/>
-        <w:t>Ms. Jones said her marriage was solid until she started working nights. Her husband worked for the Postal Service, too, from 4:30 A.M. to noon. She was getting home then about 7 A.M. He would want to talk as soon as he got home, she said, and she would want to sleep. "He still wanted me to be like I was before, making meals, taking the kids to school. It was hard."</w:t>
-        <w:br/>
-        <w:t>No one monitors changes in family relationships here, but clearly the work is murder on marriages. "When young women come here to work," said Mr. Beasley, a steward for the postal workers' union, "you know what the older women say? They say, 'Honey, if you've got a man, you're not going to have him long.' "</w:t>
-        <w:br/>
-        <w:t>Mr. Tepas, at the University of Connecticut, said that among the groups he has studied the percentages of night-shift workers who are divorced, separated or single are higher than for other workers.</w:t>
-        <w:br/>
-        <w:t xml:space="preserve"> </w:t>
-        <w:br/>
-        <w:t>Life as a 'Zombie'</w:t>
-        <w:br/>
-        <w:t xml:space="preserve"> Catherine Skolte, 24, got divorced last October. Before, she would get home at 9 A.M. She said that if she was beginning her two days off then, her husband, who worked regular hours, wouldn't let her sleep. "I'd get stuck staying up 24 to 36 hours," she said. "I would be a zombie. When I would decide to get a rest, he'd get mad."</w:t>
-        <w:br/>
-        <w:t>The workers' health problems are insidious. Alana Farino, who works from 10 P.M. to 6:30 A.M. on the letter-sorting machine, said her eyesight is beginning to fail. Deborah Peterson, who works with her, said she is getting asthma, perhaps from paper dust. Michele Barr, a 25-year-old sorting clerk and an asthmatic before she started working here, said her asthma attacks are more frequent now.</w:t>
-        <w:br/>
-        <w:t>Some people drive themselves to exhaustion. Tom Ditzenberger, 45, works from 3 to 11:30 P.M., driving an electric cart here, and, like some other workers, he has another job. He delivers The Atlanta Constitution to about 250 homes.</w:t>
-        <w:br/>
-        <w:t>"It takes me an hour to get home," Mr. Ditzenberger said. "Normally I get a cup of coffee, sit down, watch the news, set my alarm, lie down on the couch, snooze if I can and get up at 2.</w:t>
-        <w:br/>
-        <w:t>"I leave at 2:30, go to the warehouse, put the papers in plastic bags and I'm on the road by 4. I'm done by 5:30, and by then I'm really out of it. I turn the phones off, close the curtains and go to sleep. I'm up by 11:30." He said he took the second job so he could pay for his truck.</w:t>
-        <w:br/>
-        <w:t>Linda Brown, the nurse at the center from 2 P.M. to 10:30 P.M, said: "They're throwing their bodies completely out of kilter. I see a lot of people walking around in a fog."</w:t>
-        <w:br/>
-        <w:t>Lancy Rocker, the nurse who follows Ms. Brown on what the workers call the "zombie shift," said she sees a lot of workers with stomach problems. "They have real short patience," she said.</w:t>
-        <w:br/>
-        <w:t xml:space="preserve"> </w:t>
-        <w:br/>
-        <w:t>The Inner Clock</w:t>
-        <w:br/>
-        <w:t>Trying to Fight Ancient Rhythms</w:t>
-        <w:br/>
-        <w:t xml:space="preserve"> Research supports much of what the nurses and the workers say. Mr. Tepas cited two studies he had done, one of 1,400 Midwestern urban employees of a variety of industries and one of 2,000 employees of factories in small Midwestern towns.</w:t>
-        <w:br/>
-        <w:t>"People who work at night sleep less than anybody else," he said. "On their days off, they cannot make up the loss. We call it chronic sleep deprivation, or sleep debt."</w:t>
-        <w:br/>
-        <w:t>David R. Liskowski, who directed the Office of Technology Assessment project, says shift workers are sabotaging powerful biological processes that are controlled in part by the rotation of the earth. The brain, in response to changing amounts of light and dark, instructs the body to start cooling off at night and warming up at dawn. It commands changes in digestion, breathing, the heartbeat, sleeping, waking and the secretion of hormones.</w:t>
-        <w:br/>
-        <w:t>The cycles of day-to-day changes are known as circadian rhythms. And shift work, like flights across time zones, can upset the rhythms, sending conflicting messages about when to sleep and when to stay alert.</w:t>
-        <w:br/>
-        <w:t xml:space="preserve"> </w:t>
-        <w:br/>
-        <w:t>Vital to the Economy</w:t>
-        <w:br/>
-        <w:t xml:space="preserve"> The Congressional study said shift work in the United States is almost entirely undocumented, as well as unregulated. But because shift work is vital to the economy, Mr. Tepas said, "The issue is not whether it should be done but how to do it right."</w:t>
-        <w:br/>
-        <w:t>Some countries restrict the hours people can work at a stretch at night. They mandate extra hours of rest after a long stretch of night work or allow breaks for a nap during a shift. In France, the Government pays 50 percent of a night worker's cost of equipping a home to block out daytime intrusions. Australia requires an extra week of vacation for night workers.</w:t>
-        <w:br/>
-        <w:t xml:space="preserve"> </w:t>
-        <w:br/>
-        <w:t>The Adjustments</w:t>
-        <w:br/>
-        <w:t>Making the Best Of Odd Hours</w:t>
-        <w:br/>
-        <w:t xml:space="preserve"> Many postal workers here say what troubles them most is drowsiness driving home. Kathy Wasson, 41, said she is content and healthy now working 3:30 to midnight. Once, on a shift starting at midnight, she fell asleep driving to work.</w:t>
-        <w:br/>
-        <w:t>She slammed into the back of a pickup truck, wrecking her car. She suffered only bruises.</w:t>
-        <w:br/>
-        <w:t>It is close to impossible to find anyone who truly likes the latest shifts, those beginning after 11 P.M., but some say they thrive starting work in the afternoon. They tend to be single or married to people who keep similar hours. They like beating the crowds and shopping when most people are asleep or at work.</w:t>
-        <w:br/>
-        <w:t>A few workers on even the latest shifts say they have found ways to keep families intact and bodies sound. They say they do it by paying heed to their circadian rythms. Biologists say the rhythms can be adjusted to make night people of day people, particularly when they sleep in dark rooms in the day and work in bright light at night.</w:t>
-        <w:br/>
-        <w:t xml:space="preserve"> </w:t>
-        <w:br/>
-        <w:t>Fooling One's Body</w:t>
-        <w:br/>
-        <w:t xml:space="preserve"> Rick Harris, a 45-year-old supervisor of the letter-sorting teams, said 20 years in the Air Force taught him that self-control is needed.  "I learned in Vietnam that you can fool our body clock for maybe 24 hours," he said. "But you have to discipline yourself."</w:t>
-        <w:br/>
-        <w:t>On weekends, Mr. Harris said, he stays up most of Saturday, when he arrives home around 7 A.M., to be with his wife, who works days during the week, and their children, who are 7 and 12. He goes to bed at 8 P.M. and sleeps 12 hours. Then on Sunday, before his biological clock can put him on a daytime cycle, he starts working back into his weekly routine.</w:t>
-        <w:br/>
-        <w:t>"I go to bed at 5 P.M., take a nap and get up at 10," he said. "I get on my computer until 2 or 3, and then I go back to bed." He sleeps another 12 hours and is then ready for dinner with the family and the start of his shift at 10 P.M. "You have to put your priorities right," he said.</w:t>
+        <w:t>https://www.nytimes.com/2022/12/04/us/georgia-senate-runoff-warnock-walker.html</w:t>
         <w:br/>
         <w:br/>
         <w:t>Graphic</w:t>
@@ -205,7 +110,13 @@
         <w:br/>
         <w:t xml:space="preserve"> </w:t>
         <w:br/>
-        <w:t>Photos: Allison McClure, who works a shift of unconventional hours at the United States Postal Service, picking up her 3-year-old daughter, Mia, from her mother's house after work to take her home and put her back to bed. (Alan S. Weiner for The New York Times)(pg. 1); Donna Jones, a night-shift worker for the United States Postal Service, feeding breakfast to her daughter, Leah Respres, 3, at 1:15 in the afternoon. Occupational-health experts find shift workers are more prone to suffer from medical and stress-related problems. (Alan S. Weiner for The New York Times)(pg. 8)</w:t>
+        <w:t>PHOTOS: Lines at some Atlanta polling sites have been so long that people have had to try again to vote. (PHOTOGRAPH BY DUSTIN CHAMBERS FOR THE NEW YORK TIMES) (A1)</w:t>
+        <w:br/>
+        <w:t>Waiting to vote at a recreation center in Atlanta on Friday. Over 1.8 million Georgians have already cast ballots for Tuesday's Senate runoff, topping early vote records. (PHOTOGRAPH BY DUSTIN CHAMBERS FOR THE NEW YORK TIMES)</w:t>
+        <w:br/>
+        <w:t>Raphael Warnock, the Democratic incumbent, sought to mobilize the Black, Asian, Latino and white working-class voters. (PHOTOGRAPH BY NICOLE CRAINE FOR THE NEW YORK TIMES)</w:t>
+        <w:br/>
+        <w:t xml:space="preserve"> Herschel Walker, the Republican nominee, mostly stuck to retail politics and one-on-one conversations with voters at his events. (PHOTOGRAPH BY WIN McNAMEE/GETTY IMAGES) (A13) This article appeared in print on page A1, A13.</w:t>
       </w:r>
     </w:p>
     <w:sectPr>

--- a/example_articles/states/Georgia/3.states_Georgia_New_York_Times.docx
+++ b/example_articles/states/Georgia/3.states_Georgia_New_York_Times.docx
@@ -7,7 +7,7 @@
         <w:pStyle w:val="Heading1"/>
       </w:pPr>
       <w:r>
-        <w:t>Walker and Warnock Lean Into the Final Stretch</w:t>
+        <w:t>Elizabeth Warren Makes Pitch to Black Women In Speech About Racial Inequities</w:t>
       </w:r>
     </w:p>
     <w:p>
@@ -17,17 +17,17 @@
     </w:p>
     <w:p>
       <w:r>
-        <w:t>Date: 2022-12-05</w:t>
+        <w:t>Date: 2019-11-21</w:t>
       </w:r>
     </w:p>
     <w:p>
       <w:r>
-        <w:t>Section: Section A; Column 0; National Desk; Pg. 1</w:t>
+        <w:t>Section: US; politics</w:t>
       </w:r>
     </w:p>
     <w:p>
       <w:r>
-        <w:t>Source file: NYT/6.DOCX</w:t>
+        <w:t>Source file: NYT/16.DOCX</w:t>
       </w:r>
     </w:p>
     <w:p>
@@ -49,74 +49,75 @@
     </w:p>
     <w:p>
       <w:r>
-        <w:t>Senator Raphael Warnock preached from his Atlanta church and put on rallies, while Herschel Walker held a series of low-key events.</w:t>
+        <w:t>In events across Atlanta, Ms. Warren, Bernie Sanders and others described how they would address the concerns and priorities of black voters.</w:t>
         <w:br/>
-        <w:t xml:space="preserve">ATLANTA -- The closely watched rematch between Senator Raphael Warnock and Herschel Walker has reached its final hours, capping an intense and turbulent campaign that has prompted debate over issues of race, class and power in a state with a pivotal role in American politics. </w:t>
+        <w:t>ATLANTA — One day after a televised debate featuring significant exchanges about race, Democratic presidential candidates fanned out across this capital of black political power to pitch their message to black voters and send a clear signal: Former Vice President Joseph R. Biden Jr. should not take support from African-Americans for granted.</w:t>
         <w:br/>
-        <w:t xml:space="preserve">  On Sunday morning at the historic Ebenezer Baptist Church in Atlanta, where Mr. Warnock is a senior pastor, he peppered his sermon with thinly veiled allusions to the election, reminding people multiple times to vote and joking that they had a choice between two candidates whose ''last name starts with W.''</w:t>
+        <w:t>Mr. Biden's strength with black voters has been a key force in helping him maintain a polling edge in the race, even as the candidacies of Senators Elizabeth Warren of Massachusetts and            Bernie Sanders of Vermont ascended among progressives. But on Thursday, both challengers — as well as Senators            Kamala Harris and            Cory Booker, two black candidates in the race, and other contenders — made explicit appeals about how they would address concerns and priorities of black voters.</w:t>
         <w:br/>
-        <w:t xml:space="preserve">  Mr. Walker on Sunday urged his supporters to vote, on part of what his campaign has been calling an ''Evict Warnock Bus Tour.'' ''If you don't have a friend, go make a friend and get them out to vote,'' he told supporters.</w:t>
+        <w:t xml:space="preserve">Ms. Warren, who is Mr. Biden's leading rival in many state and national polls, took direct aim at his reliance on black support by delivering one of her biggest speeches of the campaign, describing how governments and powerful corporations use racism and racial injustice as a wedge to divide working-class people. And she argued that it was time for the nation's policies to include specific correctives to address discrimination. </w:t>
         <w:br/>
-        <w:t xml:space="preserve">  More than 1.8 million Georgians have already cast ballots for Tuesday's runoff, topping early vote records in a contest that will determine whether Mr. Warnock gives Democrats a 51st vote in the Senate, an addition that would offer some procedural benefits. For Republicans, a win by Mr. Walker would reassert the state's red streak despite a blue surge two years ago.</w:t>
+        <w:t>"Don't talk about race-neutral laws," she said at a rally on Thursday evening at Clark Atlanta University, a historically black institution. "The federal government helped create the racial divide in this country through decades of active, state-sponsored discrimination, and that means the federal government has a responsibility to fix it."</w:t>
         <w:br/>
-        <w:t xml:space="preserve">  In 2020, energized Democratic voters propelled Mr. Warnock and Jon Ossoff into the Senate, after fierce showdowns with Republican incumbents, swinging the Senate's balance of power. And for the first time in 28 years, Georgia voted for a Democrat for president.</w:t>
+        <w:t>"The rich and the powerful want us to be afraid of each other," Ms. Warren told the crowd. "And why? Because they are afraid of us. Afraid of our numbers. Afraid of seeing us stand together."</w:t>
         <w:br/>
-        <w:t xml:space="preserve">  The outcome Tuesday will also provide an early test of the impact of Donald J. Trump's nascent 2024 presidential campaign on other Republican candidates. Mr. Trump has steered clear of Georgia ahead of the runoff after his 2020 loss there and a disappointing midterm season for Republicans. Earlier this year, his chosen primary challengers to Gov. Brian Kemp and Secretary of State Brad Raffensperger were both firmly rejected.</w:t>
+        <w:t>Ms. Warren also spoke directly to white voters, and pushed back on the notion that racial equity comes at the cost of white Americans.</w:t>
         <w:br/>
-        <w:t xml:space="preserve">  As Mr. Warnock and Mr. Walker crisscrossed Georgia over the weekend to deliver their closing pitches, the candidates largely stuck to the distinct messages and styles that have guided their bids since the November election, when Mr. Warnock edged out Mr. Walker but fell short of the 50 percent threshold, sending the race into a runoff.</w:t>
+        <w:t>"I just want to speak directly to the question on some white people's minds when we talk about the need to address what our government has done in black communities: the uncomfortable question of, 'What will this mean for me?'" Ms. Warren said. "The truth is, when we come together, we can all move forward."</w:t>
         <w:br/>
-        <w:t xml:space="preserve">  At energetic rallies filled with hundreds of chanting supporters, Mr. Warnock focused on promoting both Democrats' policy victories and his willingness to work with Republicans. And he sought to mobilize the Black, Asian, Latino and white working-class voters who two years ago propelled him and Mr. Ossoff to victories.</w:t>
+        <w:t>Ms. Warren's speech was a thematic continuation of her rally in New York City in September, when she used the Triangle shirtwaist factory fire of 1911 to tell a story of government regulation and the political power of women's voices. In her speech on Thursday Ms. Warren leaned on history again, citing the black women-led strike of Atlanta washerwomen in 1881.</w:t>
         <w:br/>
-        <w:t xml:space="preserve">  On Sunday, Mr. Warnock began his morning behind the pulpit at Ebenezer Baptist, presiding over a service. Hundreds packed the pews, including longtime parishioners, members of Congress and members of his fraternity, Alpha Phi Alpha. He finished the day with a pair of campaign rallies in Athens, home to the University of Georgia, including one at a student center named for Zell Miller, the last Georgia Democrat to win a Senate seat before 2021.</w:t>
+        <w:t>Ms. Warren was introduced by Representative Ayanna S. Pressley of Massachusetts, the black lawmaker who has become one of Ms. Warren's top surrogates after her recent endorsement. Ms. Pressley helped Ms. Warren            calm a group of pro-charter school protesters who disrupted her speech.</w:t>
         <w:br/>
-        <w:t xml:space="preserve">  While Senate Democrats have already clinched control of the chamber, a Warnock victory would provide them crucial insurance during a two-year period in which two moderate colleagues -- Senators Joe Manchin of West Virginia and Kyrsten Sinema of Arizona -- will be facing re-election.</w:t>
+        <w:t>Earlier that day, several other candidates also targeted black voters, speaking at a breakfast held by the Rev. Al Sharpton's National Action Network. Ms. Harris attended a "black women power breakfast" with several of Atlanta's leading black women professionals. And Mr. Sanders also held a rally on the campus of a historically black college.</w:t>
         <w:br/>
-        <w:t xml:space="preserve">  At their first Sunday evening stop in Athens, Mr. Warnock and Mr. Ossoff stressed the narrowly divided nature of the Senate and their votes for key Democratic priorities.</w:t>
+        <w:t>At Morehouse College, standing near a statue of the Rev. Dr. Martin Luther King Jr., Mr. Sanders invoked his own background in a pitch to black voters. As a Jewish man whose family escaped Nazi Germany, he learned about the cruelties of racism through his family's stories of fleeing discrimination, he said.</w:t>
         <w:br/>
-        <w:t xml:space="preserve">  ''These days I think about the fact that had we not stood up the way we did in 2021, there wouldn't be a woman on the Supreme Court named Ketanji Brown Jackson,'' Mr. Warnock told University of Georgia students, referring to the justice the Senate confirmed to the court in April. ''So let's keep on fighting.''</w:t>
+        <w:t>"A lot of people in my father's family did not make it out of Poland, and they were murdered by the father of white supremacy, Adolf Hitler," he said.</w:t>
         <w:br/>
-        <w:t xml:space="preserve">  Yet when asked later about the difference in Washington between Democrats having 50 votes or 51, Mr. Warnock sought to lessen the national stakes of his race.</w:t>
+        <w:t>Black voters are an important constituency in the Democratic Party, and the candidate who has won a majority of the black vote has almost always gone on to be the party's nominee. But in a race with multiple black candidates and with white candidates promising policies specifically addressing racial inequities, the diversity of the black electorate — with respect to age, gender, education levels and ideology — has been on display.</w:t>
         <w:br/>
-        <w:t xml:space="preserve">  ''I'm focused on the difference that it will mean for Georgia,'' he said. ''A senator serves for six years, and in Georgia would represent 11 million people. So this race is not just about this cycle or the next. It's a six-year proposition.''</w:t>
+        <w:t>Still, it has been difficult for candidates to wrest black support away from Mr. Biden. He has been buttressed by sky-high name recognition, association with former President Barack Obama and his promise that he is best suited to win the white working-class voters who helped deliver the last election to President Trump.</w:t>
         <w:br/>
-        <w:t xml:space="preserve">  Mr. Walker, at his more subdued events, mostly stuck to retail politics and one-on-one conversations with voters, as he and his allies have sought to tie the senator to President Biden's agenda, focusing more on cultural issues than policy points. On Saturday, Mr. Walker made a stop in Atlanta where he shook hands and took selfies with football fans at a sparsely attended tailgating party.</w:t>
+        <w:t>On Thursday, Mr. Biden met with a group of black mayors, including Keisha Lance Bottoms of Atlanta, who has endorsed him, before leaving for a town hall event in South Carolina, an early primary state where he leads in the polls.</w:t>
         <w:br/>
-        <w:t xml:space="preserve">  On Sunday, he stumped with Senators Tim Scott of South Carolina and John Kennedy of Louisiana, in Loganville, a suburb one hour east of Atlanta. His speech did not stray from its usual themes, as he recounted his biography and added a handful of rambling anecdotes about heaven and hell and ''The Star-Spangled Banner.'' His closing message, however, was a reminder to vote. ''Come rain, sun or shine,'' he said, ''we've got to get out there and let them know we're sick and tired of this.''</w:t>
+        <w:t>Speaking to reporters in Atlanta, Mr. Biden cited his long relationship with the African-American community in Delaware when asked about his support among black voters. "I've always been comfortable in the community, and I think that the community's always been comfortable with me," Mr. Biden said.</w:t>
         <w:br/>
-        <w:t xml:space="preserve">  The closing scenes encapsulated the candidates' divergent strategies through much of the 2022 midterm cycle: While Mr. Warnock kept a packed schedule of public events and press interviews, Mr. Walker preferred a less visible approach. But Mr. Walker was expected to pick up the speed of his events on Monday, with several bus tour stops in the rural, northern reaches of the state. Mr. Warnock on Monday is planning to speak in the morning to union workers and Georgia Tech students in the afternoon, and a hold a closing rally in Atlanta.</w:t>
+        <w:t>In Wednesday night's debate, Mr. Booker criticized Mr. Biden for his opposition to legalizing marijuana, noting that black marijuana users are more frequently penalized than white ones.</w:t>
         <w:br/>
-        <w:t xml:space="preserve">  Mr. Walker's pace in the race's closing stretch has caused consternation among his allies. Some have feared that Mr. Walker, who was endorsed by Mr. Trump, is running out of time to draw in moderate conservatives and Black voters, who make up about one-third of Georgia's electorate and appear to overwhelmingly support Mr. Warnock. But if white Republicans across the state show up for Mr. Walker, it could propel him to victory.</w:t>
+        <w:t>"Black voters are pissed off and they're worried," Mr. Booker said, adding that while he had "a lot of respect" for Mr. Biden, "this week I hear him literally say that 'I don't think we should legalize marijuana.'"</w:t>
         <w:br/>
-        <w:t xml:space="preserve">  For these reasons, the race has stirred conversations about race, class and power. Mr. Warnock and Mr. Walker are two African American men with strong ties to the Deep South, vying in a runoff contest, a process created decades ago to thwart Black candidates.</w:t>
+        <w:t>Looking directly at Mr. Biden, Mr. Booker said, "I thought you might have been high when you said it."</w:t>
         <w:br/>
-        <w:t xml:space="preserve">  Their matchup is making history: Georgia has never had two Black major-party nominees compete for the Senate, according to political scientists. But for many Black voters, the moment has been dampened by the political ascendancy of Mr. Walker, whom they do not view as representing the interests of Black people.</w:t>
+        <w:t>At a ministers' breakfast meeting sponsored by the National Action Network, Mr. Booker continued his pitch a day later as the best candidate to address racial inequities in the economy and criminal justice.</w:t>
         <w:br/>
-        <w:t xml:space="preserve">  Their contest has also been remarkably personal, as the candidates have traded attacks on their family ties and qualifications and Mr. Walker has fended off accusations of violent behavior and carpetbagging.</w:t>
+        <w:t>"The black-white wealth gap is growing. The leading cause of death for African-American boys and men is murder," Mr. Booker said. "We are at a point now that there's more African-Americans under criminal supervision than all the slaves in 1850."</w:t>
         <w:br/>
-        <w:t xml:space="preserve">  Georgia has been under the nation's political focus since President Biden won the state in 2020, with a narrow victory that nonetheless marked the shifting politics of the South. The population in Atlanta and across the state has surged, particularly among young people and people of color. Some of Atlanta's metropolitan-area precincts, which were once Republican strongholds in the northern suburbs, in recent years have swung from red to blue to purple. On Friday, the Democratic National Committee's rules committee took a step toward making Georgia an early primary state, further cementing its status as a political player.</w:t>
+        <w:t>In impassioned remarks colored with scripture, Mr. Booker said the country needed to "ensure that the next president of the United States doesn't have an academic appreciation of these issues, but actually has a passion, has an instinctual connection — is someone that we can trust to bring these issues to the front and center of the national agenda."</w:t>
         <w:br/>
-        <w:t xml:space="preserve">  The demographic and political transformation in Georgia, as in other states across the country, has been at the root of far-right conspiracy theories and false allegations of fraud over the 2020 election, and many voters -- and Black voters in particular -- have seen this election as having have high stakes for the future of voting rights and elections. Lines at some polling sites in Atlanta late last week were so long that people had to make multiple attempts to vote.</w:t>
+        <w:t>A number of other candidates also toured Atlanta, making a concerted pitch to black voters. Senator Amy Klobuchar of Minnesota, Mayor            Pete Buttigieg of South Bend, Ind., the entrepreneur            Andrew Yang and the billionaire former hedge fund manager            Tom Steyer attended Mr. Sharpton's breakfast, too.</w:t>
         <w:br/>
-        <w:t xml:space="preserve">  On Sunday, hundreds gathered at Ebenezer Baptist Church for its Sunday service and the last Sunday that Mr. Warnock would preside over before Election Day. As a message reminding the crowd of Tuesday's election flashed across the screen behind the pulpit, the crowd erupted in applause.</w:t>
+        <w:t>Mr. Buttigieg sought to establish common ground with the black audience, pointing out that, as a gay man, he had benefited from black activism during the civil rights movement.</w:t>
         <w:br/>
-        <w:t xml:space="preserve">  ''Don't ask me about Tuesday,'' he said at one point during the sermon. ''I don't know what God's going to do tomorrow.''</w:t>
+        <w:t>But he has struggled to build support among this constituency. A recent South Carolina poll showed he is the choice of fewer than 1 percent of black likely Democratic voters there.</w:t>
         <w:br/>
+        <w:t>Ms. Harris held a morning breakfast event for black women in Atlanta. Though her candidacy has fallen from its once front-runner status, Ms. Harris made clear that she remains the only black woman in the race, and pitched herself as someone who can uniquely understand black communities.</w:t>
         <w:br/>
-        <w:t>https://www.nytimes.com/2022/12/04/us/georgia-senate-runoff-warnock-walker.html</w:t>
+        <w:t>Ms. Harris said her criminal justice record was better than those of the race's white front-runners.</w:t>
         <w:br/>
+        <w:t>"There are people on that debate stage who wrote the crime bill, who voted for the crime bill  who have not had the language to know what this is about until just the last couple years. Are you kidding me?" Ms. Harris said. "Where were these folks when I was creating a national model around what we need to do to end mass incarceration and the war on drugs?"</w:t>
         <w:br/>
-        <w:t>Graphic</w:t>
+        <w:t>At the debate, Mr. Biden touted his support among black voters, saying, "I come out of the black community in terms of my support." But then he mistakenly said he had the endorsement of the "only African-American woman that had ever been elected to the United States Senate."</w:t>
         <w:br/>
+        <w:t>He was apparently referring to former Senator Carol Moseley Braun of Illinois — the first black woman to become a senator.</w:t>
         <w:br/>
-        <w:t xml:space="preserve"> </w:t>
+        <w:t xml:space="preserve">He failed to mention Ms. Harris, the second black woman elected to the Senate, who was standing on the same stage. </w:t>
         <w:br/>
-        <w:t>PHOTOS: Lines at some Atlanta polling sites have been so long that people have had to try again to vote. (PHOTOGRAPH BY DUSTIN CHAMBERS FOR THE NEW YORK TIMES) (A1)</w:t>
+        <w:t>Stephanie Saul contributed reporting from New York.</w:t>
         <w:br/>
-        <w:t>Waiting to vote at a recreation center in Atlanta on Friday. Over 1.8 million Georgians have already cast ballots for Tuesday's Senate runoff, topping early vote records. (PHOTOGRAPH BY DUSTIN CHAMBERS FOR THE NEW YORK TIMES)</w:t>
+        <w:t xml:space="preserve">Thomas Kaplan contributed reporting. </w:t>
         <w:br/>
-        <w:t>Raphael Warnock, the Democratic incumbent, sought to mobilize the Black, Asian, Latino and white working-class voters. (PHOTOGRAPH BY NICOLE CRAINE FOR THE NEW YORK TIMES)</w:t>
-        <w:br/>
-        <w:t xml:space="preserve"> Herschel Walker, the Republican nominee, mostly stuck to retail politics and one-on-one conversations with voters at his events. (PHOTOGRAPH BY WIN McNAMEE/GETTY IMAGES) (A13) This article appeared in print on page A1, A13.</w:t>
+        <w:t>PHOTOS: Senator Elizabeth Warren argued that it was time for the nation's policies to include specific correctives to address discrimination. (PHOTOGRAPH BY RUTH FREMSON/THE NEW YORK TIMES); Senator Cory Booker, coming off a strong debate showing, spoke at the National Action Network Southeast Regional Conference. (PHOTOGRAPH BY DUSTIN CHAMBERS FOR THE NEW YORK TIMES)</w:t>
       </w:r>
     </w:p>
     <w:sectPr>
